--- a/docs/historias_usuario/docx/HU-28-RegistrarSalida.docx
+++ b/docs/historias_usuario/docx/HU-28-RegistrarSalida.docx
@@ -54,6 +54,31 @@
       </w:r>
     </w:p>
     <w:tbl>
+      <w:tblPr>
+        <w:tblStyle w:val="Table1"/>
+        <w:tblW w:w="8985" w:type="dxa"/>
+        <w:jc w:val="left"/>
+        <w:tblInd w:w="-108" w:type="dxa"/>
+        <w:tblLayout w:type="fixed"/>
+        <w:tblCellMar>
+          <w:top w:w="0" w:type="dxa"/>
+          <w:left w:w="108" w:type="dxa"/>
+          <w:bottom w:w="0" w:type="dxa"/>
+          <w:right w:w="108" w:type="dxa"/>
+        </w:tblCellMar>
+        <w:tblLook w:val="0400"/>
+      </w:tblPr>
+      <w:tblGrid>
+        <w:gridCol w:w="1140"/>
+        <w:gridCol w:w="51"/>
+        <w:gridCol w:w="918"/>
+        <w:gridCol w:w="171"/>
+        <w:gridCol w:w="1209"/>
+        <w:gridCol w:w="216"/>
+        <w:gridCol w:w="1650"/>
+        <w:gridCol w:w="1785"/>
+        <w:gridCol w:w="1844"/>
+      </w:tblGrid>
       <w:tr>
         <w:trPr/>
         <w:tc>
